--- a/T1-E3/DER_T1_v2.0.docx
+++ b/T1-E3/DER_T1_v2.0.docx
@@ -1,6 +1,6 @@
 
 <file path=word/document.xml><?xml version="1.0" encoding="utf-8"?>
-<w:document xmlns:wpc="http://schemas.microsoft.com/office/word/2010/wordprocessingCanvas" xmlns:cx="http://schemas.microsoft.com/office/drawing/2014/chartex" xmlns:cx1="http://schemas.microsoft.com/office/drawing/2015/9/8/chartex" xmlns:cx2="http://schemas.microsoft.com/office/drawing/2015/10/21/chartex" xmlns:cx3="http://schemas.microsoft.com/office/drawing/2016/5/9/chartex" xmlns:cx4="http://schemas.microsoft.com/office/drawing/2016/5/10/chartex" xmlns:cx5="http://schemas.microsoft.com/office/drawing/2016/5/11/chartex" xmlns:cx6="http://schemas.microsoft.com/office/drawing/2016/5/12/chartex" xmlns:cx7="http://schemas.microsoft.com/office/drawing/2016/5/13/chartex" xmlns:cx8="http://schemas.microsoft.com/office/drawing/2016/5/14/chartex" xmlns:mc="http://schemas.openxmlformats.org/markup-compatibility/2006" xmlns:aink="http://schemas.microsoft.com/office/drawing/2016/ink" xmlns:am3d="http://schemas.microsoft.com/office/drawing/2017/model3d" xmlns:o="urn:schemas-microsoft-com:office:office" xmlns:oel="http://schemas.microsoft.com/office/2019/extlst" xmlns:r="http://schemas.openxmlformats.org/officeDocument/2006/relationships" xmlns:m="http://schemas.openxmlformats.org/officeDocument/2006/math" xmlns:v="urn:schemas-microsoft-com:vml" xmlns:wp14="http://schemas.microsoft.com/office/word/2010/wordprocessingDrawing" xmlns:wp="http://schemas.openxmlformats.org/drawingml/2006/wordprocessingDrawing" xmlns:w10="urn:schemas-microsoft-com:office:word" xmlns:w="http://schemas.openxmlformats.org/wordprocessingml/2006/main" xmlns:w14="http://schemas.microsoft.com/office/word/2010/wordml" xmlns:w15="http://schemas.microsoft.com/office/word/2012/wordml" xmlns:w16cex="http://schemas.microsoft.com/office/word/2018/wordml/cex" xmlns:w16cid="http://schemas.microsoft.com/office/word/2016/wordml/cid" xmlns:w16="http://schemas.microsoft.com/office/word/2018/wordml" xmlns:w16du="http://schemas.microsoft.com/office/word/2023/wordml/word16du" xmlns:w16sdtdh="http://schemas.microsoft.com/office/word/2020/wordml/sdtdatahash" xmlns:w16sdtfl="http://schemas.microsoft.com/office/word/2024/wordml/sdtformatlock" xmlns:w16se="http://schemas.microsoft.com/office/word/2015/wordml/symex" xmlns:wpg="http://schemas.microsoft.com/office/word/2010/wordprocessingGroup" xmlns:wpi="http://schemas.microsoft.com/office/word/2010/wordprocessingInk" xmlns:wne="http://schemas.microsoft.com/office/word/2006/wordml" xmlns:wps="http://schemas.microsoft.com/office/word/2010/wordprocessingShape" mc:Ignorable="w14 w15 w16se w16cid w16 w16cex w16sdtdh w16sdtfl w16du wp14">
+<w:document xmlns:wpc="http://schemas.microsoft.com/office/word/2010/wordprocessingCanvas" xmlns:cx="http://schemas.microsoft.com/office/drawing/2014/chartex" xmlns:cx1="http://schemas.microsoft.com/office/drawing/2015/9/8/chartex" xmlns:cx2="http://schemas.microsoft.com/office/drawing/2015/10/21/chartex" xmlns:cx3="http://schemas.microsoft.com/office/drawing/2016/5/9/chartex" xmlns:cx4="http://schemas.microsoft.com/office/drawing/2016/5/10/chartex" xmlns:cx5="http://schemas.microsoft.com/office/drawing/2016/5/11/chartex" xmlns:cx6="http://schemas.microsoft.com/office/drawing/2016/5/12/chartex" xmlns:cx7="http://schemas.microsoft.com/office/drawing/2016/5/13/chartex" xmlns:cx8="http://schemas.microsoft.com/office/drawing/2016/5/14/chartex" xmlns:mc="http://schemas.openxmlformats.org/markup-compatibility/2006" xmlns:aink="http://schemas.microsoft.com/office/drawing/2016/ink" xmlns:am3d="http://schemas.microsoft.com/office/drawing/2017/model3d" xmlns:o="urn:schemas-microsoft-com:office:office" xmlns:r="http://schemas.openxmlformats.org/officeDocument/2006/relationships" xmlns:m="http://schemas.openxmlformats.org/officeDocument/2006/math" xmlns:v="urn:schemas-microsoft-com:vml" xmlns:wp14="http://schemas.microsoft.com/office/word/2010/wordprocessingDrawing" xmlns:wp="http://schemas.openxmlformats.org/drawingml/2006/wordprocessingDrawing" xmlns:w10="urn:schemas-microsoft-com:office:word" xmlns:w="http://schemas.openxmlformats.org/wordprocessingml/2006/main" xmlns:w14="http://schemas.microsoft.com/office/word/2010/wordml" xmlns:w15="http://schemas.microsoft.com/office/word/2012/wordml" xmlns:w16cex="http://schemas.microsoft.com/office/word/2018/wordml/cex" xmlns:w16cid="http://schemas.microsoft.com/office/word/2016/wordml/cid" xmlns:w16="http://schemas.microsoft.com/office/word/2018/wordml" xmlns:w16sdtdh="http://schemas.microsoft.com/office/word/2020/wordml/sdtdatahash" xmlns:w16se="http://schemas.microsoft.com/office/word/2015/wordml/symex" xmlns:wpg="http://schemas.microsoft.com/office/word/2010/wordprocessingGroup" xmlns:wpi="http://schemas.microsoft.com/office/word/2010/wordprocessingInk" xmlns:wne="http://schemas.microsoft.com/office/word/2006/wordml" xmlns:wps="http://schemas.microsoft.com/office/word/2010/wordprocessingShape" mc:Ignorable="w14 w15 w16se w16cid w16 w16cex w16sdtdh wp14">
   <w:body>
     <w:p>
       <w:pPr>
@@ -147,8 +147,21 @@
           <w:lang w:val="es-CL" w:eastAsia="es-CL"/>
           <w14:ligatures w14:val="none"/>
         </w:rPr>
-        <w:t xml:space="preserve"> del sistema de gestión de inventario, llamado SIGI</w:t>
-      </w:r>
+        <w:t xml:space="preserve"> del sistema de gestión de inventario, llamado </w:t>
+      </w:r>
+      <w:proofErr w:type="spellStart"/>
+      <w:r>
+        <w:rPr>
+          <w:rFonts w:eastAsia="Times New Roman" w:cstheme="minorHAnsi"/>
+          <w:kern w:val="0"/>
+          <w:sz w:val="20"/>
+          <w:szCs w:val="20"/>
+          <w:lang w:val="es-CL" w:eastAsia="es-CL"/>
+          <w14:ligatures w14:val="none"/>
+        </w:rPr>
+        <w:t>SIGI</w:t>
+      </w:r>
+      <w:proofErr w:type="spellEnd"/>
       <w:r>
         <w:rPr>
           <w:rFonts w:eastAsia="Times New Roman" w:cstheme="minorHAnsi"/>
@@ -213,18 +226,42 @@
           <w:lang w:val="es-CL" w:eastAsia="es-CL"/>
           <w14:ligatures w14:val="none"/>
         </w:rPr>
-        <w:t>una guía de los requisitos funcionales y no funcionales para el sistema, estos deben cumplir con las expectativas y necesidades de los stake</w:t>
-      </w:r>
-      <w:r>
-        <w:rPr>
-          <w:rFonts w:eastAsia="Times New Roman" w:cstheme="minorHAnsi"/>
-          <w:kern w:val="0"/>
-          <w:sz w:val="20"/>
-          <w:szCs w:val="20"/>
-          <w:lang w:val="es-CL" w:eastAsia="es-CL"/>
-          <w14:ligatures w14:val="none"/>
-        </w:rPr>
-        <w:t>holders. A continuación, se presentan los requisitos funcionales y no funcionales para ser detallados en las siguientes secciones.</w:t>
+        <w:t xml:space="preserve">una guía de los requisitos funcionales y no funcionales para el sistema, estos deben cumplir con las expectativas y necesidades de los </w:t>
+      </w:r>
+      <w:proofErr w:type="spellStart"/>
+      <w:r>
+        <w:rPr>
+          <w:rFonts w:eastAsia="Times New Roman" w:cstheme="minorHAnsi"/>
+          <w:kern w:val="0"/>
+          <w:sz w:val="20"/>
+          <w:szCs w:val="20"/>
+          <w:lang w:val="es-CL" w:eastAsia="es-CL"/>
+          <w14:ligatures w14:val="none"/>
+        </w:rPr>
+        <w:t>stake</w:t>
+      </w:r>
+      <w:r>
+        <w:rPr>
+          <w:rFonts w:eastAsia="Times New Roman" w:cstheme="minorHAnsi"/>
+          <w:kern w:val="0"/>
+          <w:sz w:val="20"/>
+          <w:szCs w:val="20"/>
+          <w:lang w:val="es-CL" w:eastAsia="es-CL"/>
+          <w14:ligatures w14:val="none"/>
+        </w:rPr>
+        <w:t>holders</w:t>
+      </w:r>
+      <w:proofErr w:type="spellEnd"/>
+      <w:r>
+        <w:rPr>
+          <w:rFonts w:eastAsia="Times New Roman" w:cstheme="minorHAnsi"/>
+          <w:kern w:val="0"/>
+          <w:sz w:val="20"/>
+          <w:szCs w:val="20"/>
+          <w:lang w:val="es-CL" w:eastAsia="es-CL"/>
+          <w14:ligatures w14:val="none"/>
+        </w:rPr>
+        <w:t>. A continuación, se presentan los requisitos funcionales y no funcionales para ser detallados en las siguientes secciones.</w:t>
       </w:r>
     </w:p>
     <w:p>
@@ -590,7 +627,31 @@
           <w:lang w:val="es-CL" w:eastAsia="es-CL"/>
           <w14:ligatures w14:val="none"/>
         </w:rPr>
-        <w:t>Generación de dashboard gerencial</w:t>
+        <w:t xml:space="preserve">Generación de </w:t>
+      </w:r>
+      <w:proofErr w:type="spellStart"/>
+      <w:r>
+        <w:rPr>
+          <w:rFonts w:eastAsia="Times New Roman" w:cstheme="minorHAnsi"/>
+          <w:kern w:val="0"/>
+          <w:sz w:val="20"/>
+          <w:szCs w:val="20"/>
+          <w:lang w:val="es-CL" w:eastAsia="es-CL"/>
+          <w14:ligatures w14:val="none"/>
+        </w:rPr>
+        <w:t>dashboard</w:t>
+      </w:r>
+      <w:proofErr w:type="spellEnd"/>
+      <w:r>
+        <w:rPr>
+          <w:rFonts w:eastAsia="Times New Roman" w:cstheme="minorHAnsi"/>
+          <w:kern w:val="0"/>
+          <w:sz w:val="20"/>
+          <w:szCs w:val="20"/>
+          <w:lang w:val="es-CL" w:eastAsia="es-CL"/>
+          <w14:ligatures w14:val="none"/>
+        </w:rPr>
+        <w:t xml:space="preserve"> gerencial</w:t>
       </w:r>
     </w:p>
     <w:p>
@@ -921,7 +982,31 @@
           <w:lang w:val="es-CL" w:eastAsia="es-CL"/>
           <w14:ligatures w14:val="none"/>
         </w:rPr>
-        <w:t xml:space="preserve">El alcance del sistema SIGI está diseñado para optimizar y automatizar la gestión del inventario </w:t>
+        <w:t xml:space="preserve">El alcance del sistema </w:t>
+      </w:r>
+      <w:proofErr w:type="spellStart"/>
+      <w:r>
+        <w:rPr>
+          <w:rFonts w:eastAsia="Times New Roman" w:cstheme="minorHAnsi"/>
+          <w:kern w:val="0"/>
+          <w:sz w:val="20"/>
+          <w:szCs w:val="20"/>
+          <w:lang w:val="es-CL" w:eastAsia="es-CL"/>
+          <w14:ligatures w14:val="none"/>
+        </w:rPr>
+        <w:t>SIGI</w:t>
+      </w:r>
+      <w:proofErr w:type="spellEnd"/>
+      <w:r>
+        <w:rPr>
+          <w:rFonts w:eastAsia="Times New Roman" w:cstheme="minorHAnsi"/>
+          <w:kern w:val="0"/>
+          <w:sz w:val="20"/>
+          <w:szCs w:val="20"/>
+          <w:lang w:val="es-CL" w:eastAsia="es-CL"/>
+          <w14:ligatures w14:val="none"/>
+        </w:rPr>
+        <w:t xml:space="preserve"> está diseñado para optimizar y automatizar la gestión del inventario </w:t>
       </w:r>
       <w:r>
         <w:rPr>
@@ -943,8 +1028,33 @@
           <w:lang w:val="es-CL" w:eastAsia="es-CL"/>
           <w14:ligatures w14:val="none"/>
         </w:rPr>
-        <w:t>el minimarket “</w:t>
-      </w:r>
+        <w:t xml:space="preserve">el </w:t>
+      </w:r>
+      <w:proofErr w:type="spellStart"/>
+      <w:r>
+        <w:rPr>
+          <w:rFonts w:eastAsia="Times New Roman" w:cstheme="minorHAnsi"/>
+          <w:kern w:val="0"/>
+          <w:sz w:val="20"/>
+          <w:szCs w:val="20"/>
+          <w:lang w:val="es-CL" w:eastAsia="es-CL"/>
+          <w14:ligatures w14:val="none"/>
+        </w:rPr>
+        <w:t>minimarket</w:t>
+      </w:r>
+      <w:proofErr w:type="spellEnd"/>
+      <w:r>
+        <w:rPr>
+          <w:rFonts w:eastAsia="Times New Roman" w:cstheme="minorHAnsi"/>
+          <w:kern w:val="0"/>
+          <w:sz w:val="20"/>
+          <w:szCs w:val="20"/>
+          <w:lang w:val="es-CL" w:eastAsia="es-CL"/>
+          <w14:ligatures w14:val="none"/>
+        </w:rPr>
+        <w:t xml:space="preserve"> “</w:t>
+      </w:r>
+      <w:proofErr w:type="spellStart"/>
       <w:r>
         <w:rPr>
           <w:rFonts w:eastAsia="Times New Roman" w:cstheme="minorHAnsi"/>
@@ -956,6 +1066,7 @@
         </w:rPr>
         <w:t>C&amp;E</w:t>
       </w:r>
+      <w:proofErr w:type="spellEnd"/>
       <w:r>
         <w:rPr>
           <w:rFonts w:eastAsia="Times New Roman" w:cstheme="minorHAnsi"/>
@@ -1414,18 +1525,33 @@
           <w14:ligatures w14:val="none"/>
         </w:rPr>
       </w:pPr>
-      <w:r>
-        <w:rPr>
-          <w:rFonts w:eastAsia="Times New Roman" w:cstheme="minorHAnsi"/>
-          <w:b/>
-          <w:bCs/>
-          <w:kern w:val="0"/>
-          <w:sz w:val="20"/>
-          <w:szCs w:val="20"/>
-          <w:lang w:val="es-CL" w:eastAsia="es-CL"/>
-          <w14:ligatures w14:val="none"/>
-        </w:rPr>
-        <w:t>Stakeholder:</w:t>
+      <w:proofErr w:type="spellStart"/>
+      <w:r>
+        <w:rPr>
+          <w:rFonts w:eastAsia="Times New Roman" w:cstheme="minorHAnsi"/>
+          <w:b/>
+          <w:bCs/>
+          <w:kern w:val="0"/>
+          <w:sz w:val="20"/>
+          <w:szCs w:val="20"/>
+          <w:lang w:val="es-CL" w:eastAsia="es-CL"/>
+          <w14:ligatures w14:val="none"/>
+        </w:rPr>
+        <w:t>Stakeholder</w:t>
+      </w:r>
+      <w:proofErr w:type="spellEnd"/>
+      <w:r>
+        <w:rPr>
+          <w:rFonts w:eastAsia="Times New Roman" w:cstheme="minorHAnsi"/>
+          <w:b/>
+          <w:bCs/>
+          <w:kern w:val="0"/>
+          <w:sz w:val="20"/>
+          <w:szCs w:val="20"/>
+          <w:lang w:val="es-CL" w:eastAsia="es-CL"/>
+          <w14:ligatures w14:val="none"/>
+        </w:rPr>
+        <w:t>:</w:t>
       </w:r>
       <w:r>
         <w:rPr>
@@ -1495,13 +1621,23 @@
           <w:szCs w:val="20"/>
         </w:rPr>
       </w:pPr>
-      <w:r>
-        <w:rPr>
-          <w:b/>
-          <w:sz w:val="20"/>
-          <w:szCs w:val="20"/>
-        </w:rPr>
-        <w:t xml:space="preserve">SIGI: </w:t>
+      <w:proofErr w:type="spellStart"/>
+      <w:r>
+        <w:rPr>
+          <w:b/>
+          <w:sz w:val="20"/>
+          <w:szCs w:val="20"/>
+        </w:rPr>
+        <w:t>SIGI</w:t>
+      </w:r>
+      <w:proofErr w:type="spellEnd"/>
+      <w:r>
+        <w:rPr>
+          <w:b/>
+          <w:sz w:val="20"/>
+          <w:szCs w:val="20"/>
+        </w:rPr>
+        <w:t xml:space="preserve">: </w:t>
       </w:r>
       <w:r>
         <w:rPr>
@@ -1739,7 +1875,31 @@
           <w:lang w:val="es-CL" w:eastAsia="es-CL"/>
           <w14:ligatures w14:val="none"/>
         </w:rPr>
-        <w:t xml:space="preserve">El sistema SIGI será una aplicación que permita </w:t>
+        <w:t xml:space="preserve">El sistema </w:t>
+      </w:r>
+      <w:proofErr w:type="spellStart"/>
+      <w:r>
+        <w:rPr>
+          <w:rFonts w:eastAsia="Times New Roman" w:cstheme="minorHAnsi"/>
+          <w:kern w:val="0"/>
+          <w:sz w:val="20"/>
+          <w:szCs w:val="20"/>
+          <w:lang w:val="es-CL" w:eastAsia="es-CL"/>
+          <w14:ligatures w14:val="none"/>
+        </w:rPr>
+        <w:t>SIGI</w:t>
+      </w:r>
+      <w:proofErr w:type="spellEnd"/>
+      <w:r>
+        <w:rPr>
+          <w:rFonts w:eastAsia="Times New Roman" w:cstheme="minorHAnsi"/>
+          <w:kern w:val="0"/>
+          <w:sz w:val="20"/>
+          <w:szCs w:val="20"/>
+          <w:lang w:val="es-CL" w:eastAsia="es-CL"/>
+          <w14:ligatures w14:val="none"/>
+        </w:rPr>
+        <w:t xml:space="preserve"> será una aplicación que permita </w:t>
       </w:r>
       <w:r>
         <w:rPr>
@@ -2290,7 +2450,31 @@
           <w:lang w:val="es-CL" w:eastAsia="es-CL"/>
           <w14:ligatures w14:val="none"/>
         </w:rPr>
-        <w:t>Visualiza dashboard generados por el sistema para la toma de decisiones</w:t>
+        <w:t xml:space="preserve">Visualiza </w:t>
+      </w:r>
+      <w:proofErr w:type="spellStart"/>
+      <w:r>
+        <w:rPr>
+          <w:rFonts w:eastAsia="Times New Roman" w:cstheme="minorHAnsi"/>
+          <w:kern w:val="0"/>
+          <w:sz w:val="20"/>
+          <w:szCs w:val="20"/>
+          <w:lang w:val="es-CL" w:eastAsia="es-CL"/>
+          <w14:ligatures w14:val="none"/>
+        </w:rPr>
+        <w:t>dashboard</w:t>
+      </w:r>
+      <w:proofErr w:type="spellEnd"/>
+      <w:r>
+        <w:rPr>
+          <w:rFonts w:eastAsia="Times New Roman" w:cstheme="minorHAnsi"/>
+          <w:kern w:val="0"/>
+          <w:sz w:val="20"/>
+          <w:szCs w:val="20"/>
+          <w:lang w:val="es-CL" w:eastAsia="es-CL"/>
+          <w14:ligatures w14:val="none"/>
+        </w:rPr>
+        <w:t xml:space="preserve"> generados por el sistema para la toma de decisiones</w:t>
       </w:r>
       <w:r>
         <w:rPr>
@@ -6472,8 +6656,23 @@
           <w:lang w:val="es-CL" w:eastAsia="es-CL"/>
           <w14:ligatures w14:val="none"/>
         </w:rPr>
-        <w:t>11: Generación de dashboard</w:t>
-      </w:r>
+        <w:t xml:space="preserve">11: Generación de </w:t>
+      </w:r>
+      <w:proofErr w:type="spellStart"/>
+      <w:r>
+        <w:rPr>
+          <w:rFonts w:eastAsia="Times New Roman" w:cstheme="minorHAnsi"/>
+          <w:b/>
+          <w:bCs/>
+          <w:kern w:val="0"/>
+          <w:sz w:val="20"/>
+          <w:szCs w:val="20"/>
+          <w:lang w:val="es-CL" w:eastAsia="es-CL"/>
+          <w14:ligatures w14:val="none"/>
+        </w:rPr>
+        <w:t>dashboard</w:t>
+      </w:r>
+      <w:proofErr w:type="spellEnd"/>
       <w:r>
         <w:rPr>
           <w:rFonts w:eastAsia="Times New Roman" w:cstheme="minorHAnsi"/>
@@ -6591,7 +6790,31 @@
           <w:lang w:val="es-CL" w:eastAsia="es-CL"/>
           <w14:ligatures w14:val="none"/>
         </w:rPr>
-        <w:t>El sistema debe presentar un dashboard con indicadores gráficos de ventas, stock, costos, utilidades y productos próximos a caducar</w:t>
+        <w:t xml:space="preserve">El sistema debe presentar un </w:t>
+      </w:r>
+      <w:proofErr w:type="spellStart"/>
+      <w:r>
+        <w:rPr>
+          <w:rFonts w:eastAsia="Times New Roman" w:cstheme="minorHAnsi"/>
+          <w:kern w:val="0"/>
+          <w:sz w:val="20"/>
+          <w:szCs w:val="20"/>
+          <w:lang w:val="es-CL" w:eastAsia="es-CL"/>
+          <w14:ligatures w14:val="none"/>
+        </w:rPr>
+        <w:t>dashboard</w:t>
+      </w:r>
+      <w:proofErr w:type="spellEnd"/>
+      <w:r>
+        <w:rPr>
+          <w:rFonts w:eastAsia="Times New Roman" w:cstheme="minorHAnsi"/>
+          <w:kern w:val="0"/>
+          <w:sz w:val="20"/>
+          <w:szCs w:val="20"/>
+          <w:lang w:val="es-CL" w:eastAsia="es-CL"/>
+          <w14:ligatures w14:val="none"/>
+        </w:rPr>
+        <w:t xml:space="preserve"> con indicadores gráficos de ventas, stock, costos, utilidades y productos próximos a caducar</w:t>
       </w:r>
       <w:r>
         <w:rPr>
@@ -7603,20 +7826,7 @@
           <w:lang w:val="es-CL" w:eastAsia="es-CL"/>
           <w14:ligatures w14:val="none"/>
         </w:rPr>
-        <w:t>1</w:t>
-      </w:r>
-      <w:r>
-        <w:rPr>
-          <w:rFonts w:eastAsia="Times New Roman" w:cstheme="minorHAnsi"/>
-          <w:b/>
-          <w:bCs/>
-          <w:kern w:val="0"/>
-          <w:sz w:val="20"/>
-          <w:szCs w:val="20"/>
-          <w:lang w:val="es-CL" w:eastAsia="es-CL"/>
-          <w14:ligatures w14:val="none"/>
-        </w:rPr>
-        <w:t>4</w:t>
+        <w:t>14</w:t>
       </w:r>
       <w:r>
         <w:rPr>
@@ -7642,46 +7852,7 @@
           <w:lang w:val="es-CL" w:eastAsia="es-CL"/>
           <w14:ligatures w14:val="none"/>
         </w:rPr>
-        <w:t>1</w:t>
-      </w:r>
-      <w:r>
-        <w:rPr>
-          <w:rFonts w:eastAsia="Times New Roman" w:cstheme="minorHAnsi"/>
-          <w:b/>
-          <w:bCs/>
-          <w:kern w:val="0"/>
-          <w:sz w:val="20"/>
-          <w:szCs w:val="20"/>
-          <w:lang w:val="es-CL" w:eastAsia="es-CL"/>
-          <w14:ligatures w14:val="none"/>
-        </w:rPr>
-        <w:t>4</w:t>
-      </w:r>
-      <w:r>
-        <w:rPr>
-          <w:rFonts w:eastAsia="Times New Roman" w:cstheme="minorHAnsi"/>
-          <w:b/>
-          <w:bCs/>
-          <w:kern w:val="0"/>
-          <w:sz w:val="20"/>
-          <w:szCs w:val="20"/>
-          <w:lang w:val="es-CL" w:eastAsia="es-CL"/>
-          <w14:ligatures w14:val="none"/>
-        </w:rPr>
-        <w:t xml:space="preserve">: </w:t>
-      </w:r>
-      <w:r>
-        <w:rPr>
-          <w:rFonts w:eastAsia="Times New Roman" w:cstheme="minorHAnsi"/>
-          <w:b/>
-          <w:bCs/>
-          <w:kern w:val="0"/>
-          <w:sz w:val="20"/>
-          <w:szCs w:val="20"/>
-          <w:lang w:val="es-CL" w:eastAsia="es-CL"/>
-          <w14:ligatures w14:val="none"/>
-        </w:rPr>
-        <w:t>Auditoría de Actividades</w:t>
+        <w:t>14: Auditoría de Actividades</w:t>
       </w:r>
     </w:p>
     <w:p>
@@ -7819,18 +7990,7 @@
           <w:lang w:val="es-CL" w:eastAsia="es-CL"/>
           <w14:ligatures w14:val="none"/>
         </w:rPr>
-        <w:t xml:space="preserve"> </w:t>
-      </w:r>
-      <w:r>
-        <w:rPr>
-          <w:rFonts w:eastAsia="Times New Roman" w:cstheme="minorHAnsi"/>
-          <w:kern w:val="0"/>
-          <w:sz w:val="20"/>
-          <w:szCs w:val="20"/>
-          <w:lang w:val="es-CL" w:eastAsia="es-CL"/>
-          <w14:ligatures w14:val="none"/>
-        </w:rPr>
-        <w:t>Alta</w:t>
+        <w:t xml:space="preserve"> Alta</w:t>
       </w:r>
     </w:p>
     <w:p>
@@ -7881,14 +8041,7 @@
           <w:sz w:val="20"/>
           <w:szCs w:val="20"/>
         </w:rPr>
-        <w:t>Acción del usuario, fecha y hora, tipo de operación</w:t>
-      </w:r>
-      <w:r>
-        <w:rPr>
-          <w:sz w:val="20"/>
-          <w:szCs w:val="20"/>
-        </w:rPr>
-        <w:t>.</w:t>
+        <w:t>Acción del usuario, fecha y hora, tipo de operación.</w:t>
       </w:r>
     </w:p>
     <w:p>
@@ -8064,7 +8217,31 @@
           <w:lang w:val="es-CL" w:eastAsia="es-CL"/>
           <w14:ligatures w14:val="none"/>
         </w:rPr>
-        <w:t xml:space="preserve"> RNF-001</w:t>
+        <w:t xml:space="preserve"> </w:t>
+      </w:r>
+      <w:proofErr w:type="spellStart"/>
+      <w:r>
+        <w:rPr>
+          <w:rFonts w:eastAsia="Times New Roman" w:cstheme="minorHAnsi"/>
+          <w:kern w:val="0"/>
+          <w:sz w:val="20"/>
+          <w:szCs w:val="20"/>
+          <w:lang w:val="es-CL" w:eastAsia="es-CL"/>
+          <w14:ligatures w14:val="none"/>
+        </w:rPr>
+        <w:t>RNF</w:t>
+      </w:r>
+      <w:proofErr w:type="spellEnd"/>
+      <w:r>
+        <w:rPr>
+          <w:rFonts w:eastAsia="Times New Roman" w:cstheme="minorHAnsi"/>
+          <w:kern w:val="0"/>
+          <w:sz w:val="20"/>
+          <w:szCs w:val="20"/>
+          <w:lang w:val="es-CL" w:eastAsia="es-CL"/>
+          <w14:ligatures w14:val="none"/>
+        </w:rPr>
+        <w:t>-001</w:t>
       </w:r>
     </w:p>
     <w:p>
@@ -8341,7 +8518,31 @@
           <w:lang w:val="es-CL" w:eastAsia="es-CL"/>
           <w14:ligatures w14:val="none"/>
         </w:rPr>
-        <w:t xml:space="preserve"> RNF-002</w:t>
+        <w:t xml:space="preserve"> </w:t>
+      </w:r>
+      <w:proofErr w:type="spellStart"/>
+      <w:r>
+        <w:rPr>
+          <w:rFonts w:eastAsia="Times New Roman" w:cstheme="minorHAnsi"/>
+          <w:kern w:val="0"/>
+          <w:sz w:val="20"/>
+          <w:szCs w:val="20"/>
+          <w:lang w:val="es-CL" w:eastAsia="es-CL"/>
+          <w14:ligatures w14:val="none"/>
+        </w:rPr>
+        <w:t>RNF</w:t>
+      </w:r>
+      <w:proofErr w:type="spellEnd"/>
+      <w:r>
+        <w:rPr>
+          <w:rFonts w:eastAsia="Times New Roman" w:cstheme="minorHAnsi"/>
+          <w:kern w:val="0"/>
+          <w:sz w:val="20"/>
+          <w:szCs w:val="20"/>
+          <w:lang w:val="es-CL" w:eastAsia="es-CL"/>
+          <w14:ligatures w14:val="none"/>
+        </w:rPr>
+        <w:t>-002</w:t>
       </w:r>
     </w:p>
     <w:p>
@@ -8583,7 +8784,31 @@
           <w:lang w:val="es-CL" w:eastAsia="es-CL"/>
           <w14:ligatures w14:val="none"/>
         </w:rPr>
-        <w:t xml:space="preserve"> RNF-003</w:t>
+        <w:t xml:space="preserve"> </w:t>
+      </w:r>
+      <w:proofErr w:type="spellStart"/>
+      <w:r>
+        <w:rPr>
+          <w:rFonts w:eastAsia="Times New Roman" w:cstheme="minorHAnsi"/>
+          <w:kern w:val="0"/>
+          <w:sz w:val="20"/>
+          <w:szCs w:val="20"/>
+          <w:lang w:val="es-CL" w:eastAsia="es-CL"/>
+          <w14:ligatures w14:val="none"/>
+        </w:rPr>
+        <w:t>RNF</w:t>
+      </w:r>
+      <w:proofErr w:type="spellEnd"/>
+      <w:r>
+        <w:rPr>
+          <w:rFonts w:eastAsia="Times New Roman" w:cstheme="minorHAnsi"/>
+          <w:kern w:val="0"/>
+          <w:sz w:val="20"/>
+          <w:szCs w:val="20"/>
+          <w:lang w:val="es-CL" w:eastAsia="es-CL"/>
+          <w14:ligatures w14:val="none"/>
+        </w:rPr>
+        <w:t>-003</w:t>
       </w:r>
     </w:p>
     <w:p>
@@ -8849,7 +9074,31 @@
           <w:lang w:val="es-CL" w:eastAsia="es-CL"/>
           <w14:ligatures w14:val="none"/>
         </w:rPr>
-        <w:t xml:space="preserve"> RNF-004</w:t>
+        <w:t xml:space="preserve"> </w:t>
+      </w:r>
+      <w:proofErr w:type="spellStart"/>
+      <w:r>
+        <w:rPr>
+          <w:rFonts w:eastAsia="Times New Roman" w:cstheme="minorHAnsi"/>
+          <w:kern w:val="0"/>
+          <w:sz w:val="20"/>
+          <w:szCs w:val="20"/>
+          <w:lang w:val="es-CL" w:eastAsia="es-CL"/>
+          <w14:ligatures w14:val="none"/>
+        </w:rPr>
+        <w:t>RNF</w:t>
+      </w:r>
+      <w:proofErr w:type="spellEnd"/>
+      <w:r>
+        <w:rPr>
+          <w:rFonts w:eastAsia="Times New Roman" w:cstheme="minorHAnsi"/>
+          <w:kern w:val="0"/>
+          <w:sz w:val="20"/>
+          <w:szCs w:val="20"/>
+          <w:lang w:val="es-CL" w:eastAsia="es-CL"/>
+          <w14:ligatures w14:val="none"/>
+        </w:rPr>
+        <w:t>-004</w:t>
       </w:r>
     </w:p>
     <w:p>
@@ -9134,7 +9383,31 @@
           <w:lang w:val="es-CL" w:eastAsia="es-CL"/>
           <w14:ligatures w14:val="none"/>
         </w:rPr>
-        <w:t xml:space="preserve"> RNF-00</w:t>
+        <w:t xml:space="preserve"> </w:t>
+      </w:r>
+      <w:proofErr w:type="spellStart"/>
+      <w:r>
+        <w:rPr>
+          <w:rFonts w:eastAsia="Times New Roman" w:cstheme="minorHAnsi"/>
+          <w:kern w:val="0"/>
+          <w:sz w:val="20"/>
+          <w:szCs w:val="20"/>
+          <w:lang w:val="es-CL" w:eastAsia="es-CL"/>
+          <w14:ligatures w14:val="none"/>
+        </w:rPr>
+        <w:t>RNF</w:t>
+      </w:r>
+      <w:proofErr w:type="spellEnd"/>
+      <w:r>
+        <w:rPr>
+          <w:rFonts w:eastAsia="Times New Roman" w:cstheme="minorHAnsi"/>
+          <w:kern w:val="0"/>
+          <w:sz w:val="20"/>
+          <w:szCs w:val="20"/>
+          <w:lang w:val="es-CL" w:eastAsia="es-CL"/>
+          <w14:ligatures w14:val="none"/>
+        </w:rPr>
+        <w:t>-00</w:t>
       </w:r>
       <w:r>
         <w:rPr>
@@ -9529,7 +9802,31 @@
           <w:lang w:val="es-CL" w:eastAsia="es-CL"/>
           <w14:ligatures w14:val="none"/>
         </w:rPr>
-        <w:t>El sistema debe tener un funcionamiento en red local y sincronización adecuado al contexto del minimarket.</w:t>
+        <w:t xml:space="preserve">El sistema debe tener un funcionamiento en red local y sincronización adecuado al contexto del </w:t>
+      </w:r>
+      <w:proofErr w:type="spellStart"/>
+      <w:r>
+        <w:rPr>
+          <w:rFonts w:eastAsia="Times New Roman" w:cstheme="minorHAnsi"/>
+          <w:kern w:val="0"/>
+          <w:sz w:val="20"/>
+          <w:szCs w:val="20"/>
+          <w:lang w:val="es-CL" w:eastAsia="es-CL"/>
+          <w14:ligatures w14:val="none"/>
+        </w:rPr>
+        <w:t>minimarket</w:t>
+      </w:r>
+      <w:proofErr w:type="spellEnd"/>
+      <w:r>
+        <w:rPr>
+          <w:rFonts w:eastAsia="Times New Roman" w:cstheme="minorHAnsi"/>
+          <w:kern w:val="0"/>
+          <w:sz w:val="20"/>
+          <w:szCs w:val="20"/>
+          <w:lang w:val="es-CL" w:eastAsia="es-CL"/>
+          <w14:ligatures w14:val="none"/>
+        </w:rPr>
+        <w:t>.</w:t>
       </w:r>
     </w:p>
     <w:p>
@@ -10045,7 +10342,31 @@
           <w:lang w:val="es-CL" w:eastAsia="es-CL"/>
           <w14:ligatures w14:val="none"/>
         </w:rPr>
-        <w:t>Los stakeholders deben validar y aceptar las funcionalidades clave del sistema antes del despliegue final.</w:t>
+        <w:t xml:space="preserve">Los </w:t>
+      </w:r>
+      <w:proofErr w:type="spellStart"/>
+      <w:r>
+        <w:rPr>
+          <w:rFonts w:eastAsia="Times New Roman" w:cstheme="minorHAnsi"/>
+          <w:kern w:val="0"/>
+          <w:sz w:val="20"/>
+          <w:szCs w:val="20"/>
+          <w:lang w:val="es-CL" w:eastAsia="es-CL"/>
+          <w14:ligatures w14:val="none"/>
+        </w:rPr>
+        <w:t>stakeholders</w:t>
+      </w:r>
+      <w:proofErr w:type="spellEnd"/>
+      <w:r>
+        <w:rPr>
+          <w:rFonts w:eastAsia="Times New Roman" w:cstheme="minorHAnsi"/>
+          <w:kern w:val="0"/>
+          <w:sz w:val="20"/>
+          <w:szCs w:val="20"/>
+          <w:lang w:val="es-CL" w:eastAsia="es-CL"/>
+          <w14:ligatures w14:val="none"/>
+        </w:rPr>
+        <w:t xml:space="preserve"> deben validar y aceptar las funcionalidades clave del sistema antes del despliegue final.</w:t>
       </w:r>
     </w:p>
     <w:p>
@@ -10958,17 +11279,6 @@
                 <w14:ligatures w14:val="none"/>
               </w:rPr>
             </w:pPr>
-            <w:r>
-              <w:rPr>
-                <w:rFonts w:eastAsia="Times New Roman" w:cstheme="minorHAnsi"/>
-                <w:kern w:val="0"/>
-                <w:sz w:val="20"/>
-                <w:szCs w:val="20"/>
-                <w:lang w:val="es-CL" w:eastAsia="es-CL"/>
-                <w14:ligatures w14:val="none"/>
-              </w:rPr>
-              <w:t>30/10</w:t>
-            </w:r>
           </w:p>
         </w:tc>
         <w:tc>
@@ -11017,6 +11327,7 @@
                 <w14:ligatures w14:val="none"/>
               </w:rPr>
             </w:pPr>
+            <w:proofErr w:type="spellStart"/>
             <w:r>
               <w:rPr>
                 <w:rFonts w:eastAsia="Times New Roman" w:cstheme="minorHAnsi"/>
@@ -11026,7 +11337,19 @@
                 <w:lang w:val="es-CL" w:eastAsia="es-CL"/>
                 <w14:ligatures w14:val="none"/>
               </w:rPr>
-              <w:t>Estephania Valencia</w:t>
+              <w:t>Estephania</w:t>
+            </w:r>
+            <w:proofErr w:type="spellEnd"/>
+            <w:r>
+              <w:rPr>
+                <w:rFonts w:eastAsia="Times New Roman" w:cstheme="minorHAnsi"/>
+                <w:kern w:val="0"/>
+                <w:sz w:val="20"/>
+                <w:szCs w:val="20"/>
+                <w:lang w:val="es-CL" w:eastAsia="es-CL"/>
+                <w14:ligatures w14:val="none"/>
+              </w:rPr>
+              <w:t xml:space="preserve"> Valencia</w:t>
             </w:r>
           </w:p>
         </w:tc>
@@ -11081,17 +11404,6 @@
                 <w14:ligatures w14:val="none"/>
               </w:rPr>
             </w:pPr>
-            <w:r>
-              <w:rPr>
-                <w:rFonts w:eastAsia="Times New Roman" w:cstheme="minorHAnsi"/>
-                <w:kern w:val="0"/>
-                <w:sz w:val="20"/>
-                <w:szCs w:val="20"/>
-                <w:lang w:val="es-CL" w:eastAsia="es-CL"/>
-                <w14:ligatures w14:val="none"/>
-              </w:rPr>
-              <w:t>30/10</w:t>
-            </w:r>
           </w:p>
         </w:tc>
         <w:tc>
@@ -11215,28 +11527,6 @@
                 <w14:ligatures w14:val="none"/>
               </w:rPr>
             </w:pPr>
-            <w:r>
-              <w:rPr>
-                <w:rFonts w:eastAsia="Times New Roman" w:cstheme="minorHAnsi"/>
-                <w:kern w:val="0"/>
-                <w:sz w:val="20"/>
-                <w:szCs w:val="20"/>
-                <w:lang w:val="es-CL" w:eastAsia="es-CL"/>
-                <w14:ligatures w14:val="none"/>
-              </w:rPr>
-              <w:t>30/</w:t>
-            </w:r>
-            <w:r>
-              <w:rPr>
-                <w:rFonts w:eastAsia="Times New Roman" w:cstheme="minorHAnsi"/>
-                <w:kern w:val="0"/>
-                <w:sz w:val="20"/>
-                <w:szCs w:val="20"/>
-                <w:lang w:val="es-CL" w:eastAsia="es-CL"/>
-                <w14:ligatures w14:val="none"/>
-              </w:rPr>
-              <w:t>10</w:t>
-            </w:r>
           </w:p>
         </w:tc>
         <w:tc>
@@ -11346,17 +11636,6 @@
                 <w14:ligatures w14:val="none"/>
               </w:rPr>
             </w:pPr>
-            <w:r>
-              <w:rPr>
-                <w:rFonts w:eastAsia="Times New Roman" w:cstheme="minorHAnsi"/>
-                <w:kern w:val="0"/>
-                <w:sz w:val="20"/>
-                <w:szCs w:val="20"/>
-                <w:lang w:val="es-CL" w:eastAsia="es-CL"/>
-                <w14:ligatures w14:val="none"/>
-              </w:rPr>
-              <w:t>30/10</w:t>
-            </w:r>
           </w:p>
         </w:tc>
         <w:tc>
@@ -11391,6 +11670,114 @@
           </w:p>
         </w:tc>
       </w:tr>
+      <w:tr>
+        <w:trPr>
+          <w:trHeight w:val="333"/>
+          <w:tblCellSpacing w:w="15" w:type="dxa"/>
+        </w:trPr>
+        <w:tc>
+          <w:tcPr>
+            <w:tcW w:w="0" w:type="auto"/>
+            <w:vAlign w:val="center"/>
+          </w:tcPr>
+          <w:p>
+            <w:pPr>
+              <w:spacing w:after="0" w:line="240" w:lineRule="auto"/>
+              <w:jc w:val="both"/>
+              <w:rPr>
+                <w:rFonts w:eastAsia="Times New Roman" w:cstheme="minorHAnsi"/>
+                <w:kern w:val="0"/>
+                <w:sz w:val="20"/>
+                <w:szCs w:val="20"/>
+                <w:lang w:val="es-CL" w:eastAsia="es-CL"/>
+                <w14:ligatures w14:val="none"/>
+              </w:rPr>
+            </w:pPr>
+            <w:r>
+              <w:rPr>
+                <w:rFonts w:eastAsia="Times New Roman" w:cstheme="minorHAnsi"/>
+                <w:kern w:val="0"/>
+                <w:sz w:val="20"/>
+                <w:szCs w:val="20"/>
+                <w:lang w:val="es-CL" w:eastAsia="es-CL"/>
+                <w14:ligatures w14:val="none"/>
+              </w:rPr>
+              <w:t>Yahima Hadfeg</w:t>
+            </w:r>
+          </w:p>
+        </w:tc>
+        <w:tc>
+          <w:tcPr>
+            <w:tcW w:w="4377" w:type="dxa"/>
+            <w:vAlign w:val="center"/>
+          </w:tcPr>
+          <w:p>
+            <w:pPr>
+              <w:spacing w:after="0" w:line="240" w:lineRule="auto"/>
+              <w:jc w:val="both"/>
+              <w:rPr>
+                <w:rFonts w:eastAsia="Times New Roman" w:cstheme="minorHAnsi"/>
+                <w:kern w:val="0"/>
+                <w:sz w:val="20"/>
+                <w:szCs w:val="20"/>
+                <w:lang w:val="es-CL" w:eastAsia="es-CL"/>
+                <w14:ligatures w14:val="none"/>
+              </w:rPr>
+            </w:pPr>
+            <w:r>
+              <w:rPr>
+                <w:rFonts w:eastAsia="Times New Roman" w:cstheme="minorHAnsi"/>
+                <w:kern w:val="0"/>
+                <w:sz w:val="20"/>
+                <w:szCs w:val="20"/>
+                <w:lang w:val="es-CL" w:eastAsia="es-CL"/>
+                <w14:ligatures w14:val="none"/>
+              </w:rPr>
+              <w:t>Profesora</w:t>
+            </w:r>
+          </w:p>
+        </w:tc>
+        <w:tc>
+          <w:tcPr>
+            <w:tcW w:w="804" w:type="dxa"/>
+            <w:vAlign w:val="center"/>
+          </w:tcPr>
+          <w:p>
+            <w:pPr>
+              <w:spacing w:after="0" w:line="240" w:lineRule="auto"/>
+              <w:jc w:val="both"/>
+              <w:rPr>
+                <w:rFonts w:eastAsia="Times New Roman" w:cstheme="minorHAnsi"/>
+                <w:kern w:val="0"/>
+                <w:sz w:val="20"/>
+                <w:szCs w:val="20"/>
+                <w:lang w:val="es-CL" w:eastAsia="es-CL"/>
+                <w14:ligatures w14:val="none"/>
+              </w:rPr>
+            </w:pPr>
+          </w:p>
+        </w:tc>
+        <w:tc>
+          <w:tcPr>
+            <w:tcW w:w="0" w:type="auto"/>
+            <w:vAlign w:val="center"/>
+          </w:tcPr>
+          <w:p>
+            <w:pPr>
+              <w:spacing w:after="0" w:line="240" w:lineRule="auto"/>
+              <w:jc w:val="both"/>
+              <w:rPr>
+                <w:rFonts w:eastAsia="Times New Roman" w:cstheme="minorHAnsi"/>
+                <w:kern w:val="0"/>
+                <w:sz w:val="20"/>
+                <w:szCs w:val="20"/>
+                <w:lang w:val="es-CL" w:eastAsia="es-CL"/>
+                <w14:ligatures w14:val="none"/>
+              </w:rPr>
+            </w:pPr>
+          </w:p>
+        </w:tc>
+      </w:tr>
     </w:tbl>
     <w:p>
       <w:pPr>
@@ -11441,7 +11828,7 @@
 </file>
 
 <file path=word/endnotes.xml><?xml version="1.0" encoding="utf-8"?>
-<w:endnotes xmlns:wpc="http://schemas.microsoft.com/office/word/2010/wordprocessingCanvas" xmlns:cx="http://schemas.microsoft.com/office/drawing/2014/chartex" xmlns:cx1="http://schemas.microsoft.com/office/drawing/2015/9/8/chartex" xmlns:cx2="http://schemas.microsoft.com/office/drawing/2015/10/21/chartex" xmlns:cx3="http://schemas.microsoft.com/office/drawing/2016/5/9/chartex" xmlns:cx4="http://schemas.microsoft.com/office/drawing/2016/5/10/chartex" xmlns:cx5="http://schemas.microsoft.com/office/drawing/2016/5/11/chartex" xmlns:cx6="http://schemas.microsoft.com/office/drawing/2016/5/12/chartex" xmlns:cx7="http://schemas.microsoft.com/office/drawing/2016/5/13/chartex" xmlns:cx8="http://schemas.microsoft.com/office/drawing/2016/5/14/chartex" xmlns:mc="http://schemas.openxmlformats.org/markup-compatibility/2006" xmlns:aink="http://schemas.microsoft.com/office/drawing/2016/ink" xmlns:am3d="http://schemas.microsoft.com/office/drawing/2017/model3d" xmlns:o="urn:schemas-microsoft-com:office:office" xmlns:oel="http://schemas.microsoft.com/office/2019/extlst" xmlns:r="http://schemas.openxmlformats.org/officeDocument/2006/relationships" xmlns:m="http://schemas.openxmlformats.org/officeDocument/2006/math" xmlns:v="urn:schemas-microsoft-com:vml" xmlns:wp14="http://schemas.microsoft.com/office/word/2010/wordprocessingDrawing" xmlns:wp="http://schemas.openxmlformats.org/drawingml/2006/wordprocessingDrawing" xmlns:w10="urn:schemas-microsoft-com:office:word" xmlns:w="http://schemas.openxmlformats.org/wordprocessingml/2006/main" xmlns:w14="http://schemas.microsoft.com/office/word/2010/wordml" xmlns:w15="http://schemas.microsoft.com/office/word/2012/wordml" xmlns:w16cex="http://schemas.microsoft.com/office/word/2018/wordml/cex" xmlns:w16cid="http://schemas.microsoft.com/office/word/2016/wordml/cid" xmlns:w16="http://schemas.microsoft.com/office/word/2018/wordml" xmlns:w16du="http://schemas.microsoft.com/office/word/2023/wordml/word16du" xmlns:w16sdtdh="http://schemas.microsoft.com/office/word/2020/wordml/sdtdatahash" xmlns:w16sdtfl="http://schemas.microsoft.com/office/word/2024/wordml/sdtformatlock" xmlns:w16se="http://schemas.microsoft.com/office/word/2015/wordml/symex" xmlns:wpg="http://schemas.microsoft.com/office/word/2010/wordprocessingGroup" xmlns:wpi="http://schemas.microsoft.com/office/word/2010/wordprocessingInk" xmlns:wne="http://schemas.microsoft.com/office/word/2006/wordml" xmlns:wps="http://schemas.microsoft.com/office/word/2010/wordprocessingShape" mc:Ignorable="w14 w15 w16se w16cid w16 w16cex w16sdtdh w16sdtfl w16du wp14">
+<w:endnotes xmlns:wpc="http://schemas.microsoft.com/office/word/2010/wordprocessingCanvas" xmlns:cx="http://schemas.microsoft.com/office/drawing/2014/chartex" xmlns:cx1="http://schemas.microsoft.com/office/drawing/2015/9/8/chartex" xmlns:cx2="http://schemas.microsoft.com/office/drawing/2015/10/21/chartex" xmlns:cx3="http://schemas.microsoft.com/office/drawing/2016/5/9/chartex" xmlns:cx4="http://schemas.microsoft.com/office/drawing/2016/5/10/chartex" xmlns:cx5="http://schemas.microsoft.com/office/drawing/2016/5/11/chartex" xmlns:cx6="http://schemas.microsoft.com/office/drawing/2016/5/12/chartex" xmlns:cx7="http://schemas.microsoft.com/office/drawing/2016/5/13/chartex" xmlns:cx8="http://schemas.microsoft.com/office/drawing/2016/5/14/chartex" xmlns:mc="http://schemas.openxmlformats.org/markup-compatibility/2006" xmlns:aink="http://schemas.microsoft.com/office/drawing/2016/ink" xmlns:am3d="http://schemas.microsoft.com/office/drawing/2017/model3d" xmlns:o="urn:schemas-microsoft-com:office:office" xmlns:r="http://schemas.openxmlformats.org/officeDocument/2006/relationships" xmlns:m="http://schemas.openxmlformats.org/officeDocument/2006/math" xmlns:v="urn:schemas-microsoft-com:vml" xmlns:wp14="http://schemas.microsoft.com/office/word/2010/wordprocessingDrawing" xmlns:wp="http://schemas.openxmlformats.org/drawingml/2006/wordprocessingDrawing" xmlns:w10="urn:schemas-microsoft-com:office:word" xmlns:w="http://schemas.openxmlformats.org/wordprocessingml/2006/main" xmlns:w14="http://schemas.microsoft.com/office/word/2010/wordml" xmlns:w15="http://schemas.microsoft.com/office/word/2012/wordml" xmlns:w16cex="http://schemas.microsoft.com/office/word/2018/wordml/cex" xmlns:w16cid="http://schemas.microsoft.com/office/word/2016/wordml/cid" xmlns:w16="http://schemas.microsoft.com/office/word/2018/wordml" xmlns:w16sdtdh="http://schemas.microsoft.com/office/word/2020/wordml/sdtdatahash" xmlns:w16se="http://schemas.microsoft.com/office/word/2015/wordml/symex" xmlns:wpg="http://schemas.microsoft.com/office/word/2010/wordprocessingGroup" xmlns:wpi="http://schemas.microsoft.com/office/word/2010/wordprocessingInk" xmlns:wne="http://schemas.microsoft.com/office/word/2006/wordml" xmlns:wps="http://schemas.microsoft.com/office/word/2010/wordprocessingShape" mc:Ignorable="w14 w15 w16se w16cid w16 w16cex w16sdtdh wp14">
   <w:endnote w:type="separator" w:id="-1">
     <w:p>
       <w:pPr>
@@ -11466,7 +11853,7 @@
 </file>
 
 <file path=word/footnotes.xml><?xml version="1.0" encoding="utf-8"?>
-<w:footnotes xmlns:wpc="http://schemas.microsoft.com/office/word/2010/wordprocessingCanvas" xmlns:cx="http://schemas.microsoft.com/office/drawing/2014/chartex" xmlns:cx1="http://schemas.microsoft.com/office/drawing/2015/9/8/chartex" xmlns:cx2="http://schemas.microsoft.com/office/drawing/2015/10/21/chartex" xmlns:cx3="http://schemas.microsoft.com/office/drawing/2016/5/9/chartex" xmlns:cx4="http://schemas.microsoft.com/office/drawing/2016/5/10/chartex" xmlns:cx5="http://schemas.microsoft.com/office/drawing/2016/5/11/chartex" xmlns:cx6="http://schemas.microsoft.com/office/drawing/2016/5/12/chartex" xmlns:cx7="http://schemas.microsoft.com/office/drawing/2016/5/13/chartex" xmlns:cx8="http://schemas.microsoft.com/office/drawing/2016/5/14/chartex" xmlns:mc="http://schemas.openxmlformats.org/markup-compatibility/2006" xmlns:aink="http://schemas.microsoft.com/office/drawing/2016/ink" xmlns:am3d="http://schemas.microsoft.com/office/drawing/2017/model3d" xmlns:o="urn:schemas-microsoft-com:office:office" xmlns:oel="http://schemas.microsoft.com/office/2019/extlst" xmlns:r="http://schemas.openxmlformats.org/officeDocument/2006/relationships" xmlns:m="http://schemas.openxmlformats.org/officeDocument/2006/math" xmlns:v="urn:schemas-microsoft-com:vml" xmlns:wp14="http://schemas.microsoft.com/office/word/2010/wordprocessingDrawing" xmlns:wp="http://schemas.openxmlformats.org/drawingml/2006/wordprocessingDrawing" xmlns:w10="urn:schemas-microsoft-com:office:word" xmlns:w="http://schemas.openxmlformats.org/wordprocessingml/2006/main" xmlns:w14="http://schemas.microsoft.com/office/word/2010/wordml" xmlns:w15="http://schemas.microsoft.com/office/word/2012/wordml" xmlns:w16cex="http://schemas.microsoft.com/office/word/2018/wordml/cex" xmlns:w16cid="http://schemas.microsoft.com/office/word/2016/wordml/cid" xmlns:w16="http://schemas.microsoft.com/office/word/2018/wordml" xmlns:w16du="http://schemas.microsoft.com/office/word/2023/wordml/word16du" xmlns:w16sdtdh="http://schemas.microsoft.com/office/word/2020/wordml/sdtdatahash" xmlns:w16sdtfl="http://schemas.microsoft.com/office/word/2024/wordml/sdtformatlock" xmlns:w16se="http://schemas.microsoft.com/office/word/2015/wordml/symex" xmlns:wpg="http://schemas.microsoft.com/office/word/2010/wordprocessingGroup" xmlns:wpi="http://schemas.microsoft.com/office/word/2010/wordprocessingInk" xmlns:wne="http://schemas.microsoft.com/office/word/2006/wordml" xmlns:wps="http://schemas.microsoft.com/office/word/2010/wordprocessingShape" mc:Ignorable="w14 w15 w16se w16cid w16 w16cex w16sdtdh w16sdtfl w16du wp14">
+<w:footnotes xmlns:wpc="http://schemas.microsoft.com/office/word/2010/wordprocessingCanvas" xmlns:cx="http://schemas.microsoft.com/office/drawing/2014/chartex" xmlns:cx1="http://schemas.microsoft.com/office/drawing/2015/9/8/chartex" xmlns:cx2="http://schemas.microsoft.com/office/drawing/2015/10/21/chartex" xmlns:cx3="http://schemas.microsoft.com/office/drawing/2016/5/9/chartex" xmlns:cx4="http://schemas.microsoft.com/office/drawing/2016/5/10/chartex" xmlns:cx5="http://schemas.microsoft.com/office/drawing/2016/5/11/chartex" xmlns:cx6="http://schemas.microsoft.com/office/drawing/2016/5/12/chartex" xmlns:cx7="http://schemas.microsoft.com/office/drawing/2016/5/13/chartex" xmlns:cx8="http://schemas.microsoft.com/office/drawing/2016/5/14/chartex" xmlns:mc="http://schemas.openxmlformats.org/markup-compatibility/2006" xmlns:aink="http://schemas.microsoft.com/office/drawing/2016/ink" xmlns:am3d="http://schemas.microsoft.com/office/drawing/2017/model3d" xmlns:o="urn:schemas-microsoft-com:office:office" xmlns:r="http://schemas.openxmlformats.org/officeDocument/2006/relationships" xmlns:m="http://schemas.openxmlformats.org/officeDocument/2006/math" xmlns:v="urn:schemas-microsoft-com:vml" xmlns:wp14="http://schemas.microsoft.com/office/word/2010/wordprocessingDrawing" xmlns:wp="http://schemas.openxmlformats.org/drawingml/2006/wordprocessingDrawing" xmlns:w10="urn:schemas-microsoft-com:office:word" xmlns:w="http://schemas.openxmlformats.org/wordprocessingml/2006/main" xmlns:w14="http://schemas.microsoft.com/office/word/2010/wordml" xmlns:w15="http://schemas.microsoft.com/office/word/2012/wordml" xmlns:w16cex="http://schemas.microsoft.com/office/word/2018/wordml/cex" xmlns:w16cid="http://schemas.microsoft.com/office/word/2016/wordml/cid" xmlns:w16="http://schemas.microsoft.com/office/word/2018/wordml" xmlns:w16sdtdh="http://schemas.microsoft.com/office/word/2020/wordml/sdtdatahash" xmlns:w16se="http://schemas.microsoft.com/office/word/2015/wordml/symex" xmlns:wpg="http://schemas.microsoft.com/office/word/2010/wordprocessingGroup" xmlns:wpi="http://schemas.microsoft.com/office/word/2010/wordprocessingInk" xmlns:wne="http://schemas.microsoft.com/office/word/2006/wordml" xmlns:wps="http://schemas.microsoft.com/office/word/2010/wordprocessingShape" mc:Ignorable="w14 w15 w16se w16cid w16 w16cex w16sdtdh wp14">
   <w:footnote w:type="separator" w:id="-1">
     <w:p>
       <w:pPr>
@@ -11491,7 +11878,7 @@
 </file>
 
 <file path=word/header1.xml><?xml version="1.0" encoding="utf-8"?>
-<w:hdr xmlns:wpc="http://schemas.microsoft.com/office/word/2010/wordprocessingCanvas" xmlns:cx="http://schemas.microsoft.com/office/drawing/2014/chartex" xmlns:cx1="http://schemas.microsoft.com/office/drawing/2015/9/8/chartex" xmlns:cx2="http://schemas.microsoft.com/office/drawing/2015/10/21/chartex" xmlns:cx3="http://schemas.microsoft.com/office/drawing/2016/5/9/chartex" xmlns:cx4="http://schemas.microsoft.com/office/drawing/2016/5/10/chartex" xmlns:cx5="http://schemas.microsoft.com/office/drawing/2016/5/11/chartex" xmlns:cx6="http://schemas.microsoft.com/office/drawing/2016/5/12/chartex" xmlns:cx7="http://schemas.microsoft.com/office/drawing/2016/5/13/chartex" xmlns:cx8="http://schemas.microsoft.com/office/drawing/2016/5/14/chartex" xmlns:mc="http://schemas.openxmlformats.org/markup-compatibility/2006" xmlns:aink="http://schemas.microsoft.com/office/drawing/2016/ink" xmlns:am3d="http://schemas.microsoft.com/office/drawing/2017/model3d" xmlns:o="urn:schemas-microsoft-com:office:office" xmlns:oel="http://schemas.microsoft.com/office/2019/extlst" xmlns:r="http://schemas.openxmlformats.org/officeDocument/2006/relationships" xmlns:m="http://schemas.openxmlformats.org/officeDocument/2006/math" xmlns:v="urn:schemas-microsoft-com:vml" xmlns:wp14="http://schemas.microsoft.com/office/word/2010/wordprocessingDrawing" xmlns:wp="http://schemas.openxmlformats.org/drawingml/2006/wordprocessingDrawing" xmlns:w10="urn:schemas-microsoft-com:office:word" xmlns:w="http://schemas.openxmlformats.org/wordprocessingml/2006/main" xmlns:w14="http://schemas.microsoft.com/office/word/2010/wordml" xmlns:w15="http://schemas.microsoft.com/office/word/2012/wordml" xmlns:w16cex="http://schemas.microsoft.com/office/word/2018/wordml/cex" xmlns:w16cid="http://schemas.microsoft.com/office/word/2016/wordml/cid" xmlns:w16="http://schemas.microsoft.com/office/word/2018/wordml" xmlns:w16du="http://schemas.microsoft.com/office/word/2023/wordml/word16du" xmlns:w16sdtdh="http://schemas.microsoft.com/office/word/2020/wordml/sdtdatahash" xmlns:w16sdtfl="http://schemas.microsoft.com/office/word/2024/wordml/sdtformatlock" xmlns:w16se="http://schemas.microsoft.com/office/word/2015/wordml/symex" xmlns:wpg="http://schemas.microsoft.com/office/word/2010/wordprocessingGroup" xmlns:wpi="http://schemas.microsoft.com/office/word/2010/wordprocessingInk" xmlns:wne="http://schemas.microsoft.com/office/word/2006/wordml" xmlns:wps="http://schemas.microsoft.com/office/word/2010/wordprocessingShape" mc:Ignorable="w14 w15 w16se w16cid w16 w16cex w16sdtdh w16sdtfl w16du wp14">
+<w:hdr xmlns:wpc="http://schemas.microsoft.com/office/word/2010/wordprocessingCanvas" xmlns:cx="http://schemas.microsoft.com/office/drawing/2014/chartex" xmlns:cx1="http://schemas.microsoft.com/office/drawing/2015/9/8/chartex" xmlns:cx2="http://schemas.microsoft.com/office/drawing/2015/10/21/chartex" xmlns:cx3="http://schemas.microsoft.com/office/drawing/2016/5/9/chartex" xmlns:cx4="http://schemas.microsoft.com/office/drawing/2016/5/10/chartex" xmlns:cx5="http://schemas.microsoft.com/office/drawing/2016/5/11/chartex" xmlns:cx6="http://schemas.microsoft.com/office/drawing/2016/5/12/chartex" xmlns:cx7="http://schemas.microsoft.com/office/drawing/2016/5/13/chartex" xmlns:cx8="http://schemas.microsoft.com/office/drawing/2016/5/14/chartex" xmlns:mc="http://schemas.openxmlformats.org/markup-compatibility/2006" xmlns:aink="http://schemas.microsoft.com/office/drawing/2016/ink" xmlns:am3d="http://schemas.microsoft.com/office/drawing/2017/model3d" xmlns:o="urn:schemas-microsoft-com:office:office" xmlns:r="http://schemas.openxmlformats.org/officeDocument/2006/relationships" xmlns:m="http://schemas.openxmlformats.org/officeDocument/2006/math" xmlns:v="urn:schemas-microsoft-com:vml" xmlns:wp14="http://schemas.microsoft.com/office/word/2010/wordprocessingDrawing" xmlns:wp="http://schemas.openxmlformats.org/drawingml/2006/wordprocessingDrawing" xmlns:w10="urn:schemas-microsoft-com:office:word" xmlns:w="http://schemas.openxmlformats.org/wordprocessingml/2006/main" xmlns:w14="http://schemas.microsoft.com/office/word/2010/wordml" xmlns:w15="http://schemas.microsoft.com/office/word/2012/wordml" xmlns:w16cex="http://schemas.microsoft.com/office/word/2018/wordml/cex" xmlns:w16cid="http://schemas.microsoft.com/office/word/2016/wordml/cid" xmlns:w16="http://schemas.microsoft.com/office/word/2018/wordml" xmlns:w16sdtdh="http://schemas.microsoft.com/office/word/2020/wordml/sdtdatahash" xmlns:w16se="http://schemas.microsoft.com/office/word/2015/wordml/symex" xmlns:wpg="http://schemas.microsoft.com/office/word/2010/wordprocessingGroup" xmlns:wpi="http://schemas.microsoft.com/office/word/2010/wordprocessingInk" xmlns:wne="http://schemas.microsoft.com/office/word/2006/wordml" xmlns:wps="http://schemas.microsoft.com/office/word/2010/wordprocessingShape" mc:Ignorable="w14 w15 w16se w16cid w16 w16cex w16sdtdh wp14">
   <w:p>
     <w:pPr>
       <w:pStyle w:val="Encabezado"/>
@@ -11513,7 +11900,15 @@
       <w:jc w:val="center"/>
     </w:pPr>
     <w:r>
-      <w:t xml:space="preserve">Desarrollo de SIAs  - </w:t>
+      <w:t xml:space="preserve">Desarrollo de </w:t>
+    </w:r>
+    <w:proofErr w:type="spellStart"/>
+    <w:r>
+      <w:t>SIAs</w:t>
+    </w:r>
+    <w:proofErr w:type="spellEnd"/>
+    <w:r>
+      <w:t xml:space="preserve">  - </w:t>
     </w:r>
     <w:r>
       <w:t>Curso 202</w:t>
@@ -11535,7 +11930,7 @@
 </file>
 
 <file path=word/numbering.xml><?xml version="1.0" encoding="utf-8"?>
-<w:numbering xmlns:wpc="http://schemas.microsoft.com/office/word/2010/wordprocessingCanvas" xmlns:cx="http://schemas.microsoft.com/office/drawing/2014/chartex" xmlns:cx1="http://schemas.microsoft.com/office/drawing/2015/9/8/chartex" xmlns:cx2="http://schemas.microsoft.com/office/drawing/2015/10/21/chartex" xmlns:cx3="http://schemas.microsoft.com/office/drawing/2016/5/9/chartex" xmlns:cx4="http://schemas.microsoft.com/office/drawing/2016/5/10/chartex" xmlns:cx5="http://schemas.microsoft.com/office/drawing/2016/5/11/chartex" xmlns:cx6="http://schemas.microsoft.com/office/drawing/2016/5/12/chartex" xmlns:cx7="http://schemas.microsoft.com/office/drawing/2016/5/13/chartex" xmlns:cx8="http://schemas.microsoft.com/office/drawing/2016/5/14/chartex" xmlns:mc="http://schemas.openxmlformats.org/markup-compatibility/2006" xmlns:aink="http://schemas.microsoft.com/office/drawing/2016/ink" xmlns:am3d="http://schemas.microsoft.com/office/drawing/2017/model3d" xmlns:o="urn:schemas-microsoft-com:office:office" xmlns:oel="http://schemas.microsoft.com/office/2019/extlst" xmlns:r="http://schemas.openxmlformats.org/officeDocument/2006/relationships" xmlns:m="http://schemas.openxmlformats.org/officeDocument/2006/math" xmlns:v="urn:schemas-microsoft-com:vml" xmlns:wp14="http://schemas.microsoft.com/office/word/2010/wordprocessingDrawing" xmlns:wp="http://schemas.openxmlformats.org/drawingml/2006/wordprocessingDrawing" xmlns:w10="urn:schemas-microsoft-com:office:word" xmlns:w="http://schemas.openxmlformats.org/wordprocessingml/2006/main" xmlns:w14="http://schemas.microsoft.com/office/word/2010/wordml" xmlns:w15="http://schemas.microsoft.com/office/word/2012/wordml" xmlns:w16cex="http://schemas.microsoft.com/office/word/2018/wordml/cex" xmlns:w16cid="http://schemas.microsoft.com/office/word/2016/wordml/cid" xmlns:w16="http://schemas.microsoft.com/office/word/2018/wordml" xmlns:w16du="http://schemas.microsoft.com/office/word/2023/wordml/word16du" xmlns:w16sdtdh="http://schemas.microsoft.com/office/word/2020/wordml/sdtdatahash" xmlns:w16sdtfl="http://schemas.microsoft.com/office/word/2024/wordml/sdtformatlock" xmlns:w16se="http://schemas.microsoft.com/office/word/2015/wordml/symex" xmlns:wpg="http://schemas.microsoft.com/office/word/2010/wordprocessingGroup" xmlns:wpi="http://schemas.microsoft.com/office/word/2010/wordprocessingInk" xmlns:wne="http://schemas.microsoft.com/office/word/2006/wordml" xmlns:wps="http://schemas.microsoft.com/office/word/2010/wordprocessingShape" mc:Ignorable="w14 w15 w16se w16cid w16 w16cex w16sdtdh w16sdtfl w16du wp14">
+<w:numbering xmlns:wpc="http://schemas.microsoft.com/office/word/2010/wordprocessingCanvas" xmlns:cx="http://schemas.microsoft.com/office/drawing/2014/chartex" xmlns:cx1="http://schemas.microsoft.com/office/drawing/2015/9/8/chartex" xmlns:cx2="http://schemas.microsoft.com/office/drawing/2015/10/21/chartex" xmlns:cx3="http://schemas.microsoft.com/office/drawing/2016/5/9/chartex" xmlns:cx4="http://schemas.microsoft.com/office/drawing/2016/5/10/chartex" xmlns:cx5="http://schemas.microsoft.com/office/drawing/2016/5/11/chartex" xmlns:cx6="http://schemas.microsoft.com/office/drawing/2016/5/12/chartex" xmlns:cx7="http://schemas.microsoft.com/office/drawing/2016/5/13/chartex" xmlns:cx8="http://schemas.microsoft.com/office/drawing/2016/5/14/chartex" xmlns:mc="http://schemas.openxmlformats.org/markup-compatibility/2006" xmlns:aink="http://schemas.microsoft.com/office/drawing/2016/ink" xmlns:am3d="http://schemas.microsoft.com/office/drawing/2017/model3d" xmlns:o="urn:schemas-microsoft-com:office:office" xmlns:r="http://schemas.openxmlformats.org/officeDocument/2006/relationships" xmlns:m="http://schemas.openxmlformats.org/officeDocument/2006/math" xmlns:v="urn:schemas-microsoft-com:vml" xmlns:wp14="http://schemas.microsoft.com/office/word/2010/wordprocessingDrawing" xmlns:wp="http://schemas.openxmlformats.org/drawingml/2006/wordprocessingDrawing" xmlns:w10="urn:schemas-microsoft-com:office:word" xmlns:w="http://schemas.openxmlformats.org/wordprocessingml/2006/main" xmlns:w14="http://schemas.microsoft.com/office/word/2010/wordml" xmlns:w15="http://schemas.microsoft.com/office/word/2012/wordml" xmlns:w16cex="http://schemas.microsoft.com/office/word/2018/wordml/cex" xmlns:w16cid="http://schemas.microsoft.com/office/word/2016/wordml/cid" xmlns:w16="http://schemas.microsoft.com/office/word/2018/wordml" xmlns:w16sdtdh="http://schemas.microsoft.com/office/word/2020/wordml/sdtdatahash" xmlns:w16se="http://schemas.microsoft.com/office/word/2015/wordml/symex" xmlns:wpg="http://schemas.microsoft.com/office/word/2010/wordprocessingGroup" xmlns:wpi="http://schemas.microsoft.com/office/word/2010/wordprocessingInk" xmlns:wne="http://schemas.microsoft.com/office/word/2006/wordml" xmlns:wps="http://schemas.microsoft.com/office/word/2010/wordprocessingShape" mc:Ignorable="w14 w15 w16se w16cid w16 w16cex w16sdtdh wp14">
   <w:abstractNum w:abstractNumId="0" w15:restartNumberingAfterBreak="0">
     <w:nsid w:val="02D1421C"/>
     <w:multiLevelType w:val="multilevel"/>
@@ -14090,65 +14485,65 @@
       </w:rPr>
     </w:lvl>
   </w:abstractNum>
-  <w:num w:numId="1" w16cid:durableId="1666780446">
+  <w:num w:numId="1">
     <w:abstractNumId w:val="17"/>
   </w:num>
-  <w:num w:numId="2" w16cid:durableId="1838619565">
+  <w:num w:numId="2">
     <w:abstractNumId w:val="6"/>
   </w:num>
-  <w:num w:numId="3" w16cid:durableId="827481535">
+  <w:num w:numId="3">
     <w:abstractNumId w:val="11"/>
   </w:num>
-  <w:num w:numId="4" w16cid:durableId="1138954837">
+  <w:num w:numId="4">
     <w:abstractNumId w:val="7"/>
   </w:num>
-  <w:num w:numId="5" w16cid:durableId="2015526705">
+  <w:num w:numId="5">
     <w:abstractNumId w:val="15"/>
   </w:num>
-  <w:num w:numId="6" w16cid:durableId="431172927">
+  <w:num w:numId="6">
     <w:abstractNumId w:val="9"/>
   </w:num>
-  <w:num w:numId="7" w16cid:durableId="702250668">
+  <w:num w:numId="7">
     <w:abstractNumId w:val="5"/>
   </w:num>
-  <w:num w:numId="8" w16cid:durableId="1103651762">
+  <w:num w:numId="8">
     <w:abstractNumId w:val="1"/>
   </w:num>
-  <w:num w:numId="9" w16cid:durableId="1277522578">
+  <w:num w:numId="9">
     <w:abstractNumId w:val="0"/>
   </w:num>
-  <w:num w:numId="10" w16cid:durableId="682125186">
+  <w:num w:numId="10">
     <w:abstractNumId w:val="3"/>
   </w:num>
-  <w:num w:numId="11" w16cid:durableId="1466586303">
+  <w:num w:numId="11">
     <w:abstractNumId w:val="16"/>
   </w:num>
-  <w:num w:numId="12" w16cid:durableId="1644232967">
+  <w:num w:numId="12">
     <w:abstractNumId w:val="13"/>
   </w:num>
-  <w:num w:numId="13" w16cid:durableId="1573195400">
+  <w:num w:numId="13">
     <w:abstractNumId w:val="14"/>
   </w:num>
-  <w:num w:numId="14" w16cid:durableId="1503624241">
+  <w:num w:numId="14">
     <w:abstractNumId w:val="10"/>
   </w:num>
-  <w:num w:numId="15" w16cid:durableId="712190285">
+  <w:num w:numId="15">
     <w:abstractNumId w:val="12"/>
   </w:num>
-  <w:num w:numId="16" w16cid:durableId="357199239">
+  <w:num w:numId="16">
     <w:abstractNumId w:val="4"/>
   </w:num>
-  <w:num w:numId="17" w16cid:durableId="1757821256">
+  <w:num w:numId="17">
     <w:abstractNumId w:val="8"/>
   </w:num>
-  <w:num w:numId="18" w16cid:durableId="2032299998">
+  <w:num w:numId="18">
     <w:abstractNumId w:val="2"/>
   </w:num>
 </w:numbering>
 </file>
 
 <file path=word/styles.xml><?xml version="1.0" encoding="utf-8"?>
-<w:styles xmlns:mc="http://schemas.openxmlformats.org/markup-compatibility/2006" xmlns:r="http://schemas.openxmlformats.org/officeDocument/2006/relationships" xmlns:w="http://schemas.openxmlformats.org/wordprocessingml/2006/main" xmlns:w14="http://schemas.microsoft.com/office/word/2010/wordml" xmlns:w15="http://schemas.microsoft.com/office/word/2012/wordml" xmlns:w16cex="http://schemas.microsoft.com/office/word/2018/wordml/cex" xmlns:w16cid="http://schemas.microsoft.com/office/word/2016/wordml/cid" xmlns:w16="http://schemas.microsoft.com/office/word/2018/wordml" xmlns:w16du="http://schemas.microsoft.com/office/word/2023/wordml/word16du" xmlns:w16sdtdh="http://schemas.microsoft.com/office/word/2020/wordml/sdtdatahash" xmlns:w16sdtfl="http://schemas.microsoft.com/office/word/2024/wordml/sdtformatlock" xmlns:w16se="http://schemas.microsoft.com/office/word/2015/wordml/symex" mc:Ignorable="w14 w15 w16se w16cid w16 w16cex w16sdtdh w16sdtfl w16du">
+<w:styles xmlns:mc="http://schemas.openxmlformats.org/markup-compatibility/2006" xmlns:r="http://schemas.openxmlformats.org/officeDocument/2006/relationships" xmlns:w="http://schemas.openxmlformats.org/wordprocessingml/2006/main" xmlns:w14="http://schemas.microsoft.com/office/word/2010/wordml" xmlns:w15="http://schemas.microsoft.com/office/word/2012/wordml" xmlns:w16cex="http://schemas.microsoft.com/office/word/2018/wordml/cex" xmlns:w16cid="http://schemas.microsoft.com/office/word/2016/wordml/cid" xmlns:w16="http://schemas.microsoft.com/office/word/2018/wordml" xmlns:w16sdtdh="http://schemas.microsoft.com/office/word/2020/wordml/sdtdatahash" xmlns:w16se="http://schemas.microsoft.com/office/word/2015/wordml/symex" mc:Ignorable="w14 w15 w16se w16cid w16 w16cex w16sdtdh">
   <w:docDefaults>
     <w:rPrDefault>
       <w:rPr>
